--- a/pen_attk_mitre-t1087/instruction.docx
+++ b/pen_attk_mitre-t1087/instruction.docx
@@ -155,25 +155,6 @@
           <w:sz w:val="26"/>
           <w:szCs w:val="26"/>
         </w:rPr>
-        <w:t>File imodule: https://github.com/DUNG1604/pen_attk_mitre-t1087/raw/refs/heads/main/imodule.tar</w:t>
-      </w:r>
-    </w:p>
-    <w:p>
-      <w:pPr>
-        <w:pStyle w:val="NormalWeb"/>
-        <w:spacing w:before="0" w:beforeAutospacing="0" w:after="23" w:afterAutospacing="0" w:line="276" w:lineRule="auto"/>
-        <w:rPr>
-          <w:color w:val="1F1F1F"/>
-          <w:sz w:val="26"/>
-          <w:szCs w:val="26"/>
-        </w:rPr>
-      </w:pPr>
-      <w:r>
-        <w:rPr>
-          <w:color w:val="1F1F1F"/>
-          <w:sz w:val="26"/>
-          <w:szCs w:val="26"/>
-        </w:rPr>
         <w:t>Khởi động bài lab:</w:t>
       </w:r>
     </w:p>
@@ -579,7 +560,7 @@
           <w:sz w:val="26"/>
           <w:szCs w:val="26"/>
         </w:rPr>
-        <w:t>L</w:t>
+        <w:t>La</w:t>
       </w:r>
       <w:r>
         <w:rPr>
@@ -589,27 +570,7 @@
           <w:sz w:val="26"/>
           <w:szCs w:val="26"/>
         </w:rPr>
-        <w:t>a</w:t>
-      </w:r>
-      <w:r>
-        <w:rPr>
-          <w:rStyle w:val="Emphasis"/>
-          <w:rFonts w:eastAsiaTheme="majorEastAsia"/>
-          <w:color w:val="1F1F1F"/>
-          <w:sz w:val="26"/>
-          <w:szCs w:val="26"/>
-        </w:rPr>
-        <w:t>btainer</w:t>
-      </w:r>
-      <w:r>
-        <w:rPr>
-          <w:rStyle w:val="Emphasis"/>
-          <w:rFonts w:eastAsiaTheme="majorEastAsia"/>
-          <w:color w:val="1F1F1F"/>
-          <w:sz w:val="26"/>
-          <w:szCs w:val="26"/>
-        </w:rPr>
-        <w:t xml:space="preserve"> -r</w:t>
+        <w:t>btainer -r</w:t>
       </w:r>
       <w:r>
         <w:rPr>
@@ -1245,6 +1206,7 @@
   <w:style w:type="character" w:default="1" w:styleId="DefaultParagraphFont">
     <w:name w:val="Default Paragraph Font"/>
     <w:uiPriority w:val="1"/>
+    <w:semiHidden/>
     <w:unhideWhenUsed/>
   </w:style>
   <w:style w:type="table" w:default="1" w:styleId="TableNormal">
